--- a/first-grade/rgr/ргр.docx
+++ b/first-grade/rgr/ргр.docx
@@ -70,7 +70,7 @@
           <w:r>
             <w:fldChar w:fldCharType="separate"/>
           </w:r>
-          <w:hyperlink w:anchor="_Toc185614637" w:history="1">
+          <w:hyperlink w:anchor="_Toc185868398" w:history="1">
             <w:r>
               <w:rPr>
                 <w:rStyle w:val="af1"/>
@@ -97,7 +97,7 @@
                 <w:noProof/>
                 <w:webHidden/>
               </w:rPr>
-              <w:instrText xml:space="preserve"> PAGEREF _Toc185614637 \h </w:instrText>
+              <w:instrText xml:space="preserve"> PAGEREF _Toc185868398 \h </w:instrText>
             </w:r>
             <w:r>
               <w:rPr>
@@ -142,7 +142,7 @@
               <w:lang w:eastAsia="ru-RU"/>
             </w:rPr>
           </w:pPr>
-          <w:hyperlink w:anchor="_Toc185614638" w:history="1">
+          <w:hyperlink w:anchor="_Toc185868399" w:history="1">
             <w:r>
               <w:rPr>
                 <w:rStyle w:val="af1"/>
@@ -169,7 +169,7 @@
                 <w:noProof/>
                 <w:webHidden/>
               </w:rPr>
-              <w:instrText xml:space="preserve"> PAGEREF _Toc185614638 \h </w:instrText>
+              <w:instrText xml:space="preserve"> PAGEREF _Toc185868399 \h </w:instrText>
             </w:r>
             <w:r>
               <w:rPr>
@@ -214,7 +214,7 @@
               <w:lang w:eastAsia="ru-RU"/>
             </w:rPr>
           </w:pPr>
-          <w:hyperlink w:anchor="_Toc185614639" w:history="1">
+          <w:hyperlink w:anchor="_Toc185868400" w:history="1">
             <w:r>
               <w:rPr>
                 <w:rStyle w:val="af1"/>
@@ -241,7 +241,7 @@
                 <w:noProof/>
                 <w:webHidden/>
               </w:rPr>
-              <w:instrText xml:space="preserve"> PAGEREF _Toc185614639 \h </w:instrText>
+              <w:instrText xml:space="preserve"> PAGEREF _Toc185868400 \h </w:instrText>
             </w:r>
             <w:r>
               <w:rPr>
@@ -286,7 +286,7 @@
               <w:lang w:eastAsia="ru-RU"/>
             </w:rPr>
           </w:pPr>
-          <w:hyperlink w:anchor="_Toc185614640" w:history="1">
+          <w:hyperlink w:anchor="_Toc185868401" w:history="1">
             <w:r>
               <w:rPr>
                 <w:rStyle w:val="af1"/>
@@ -313,7 +313,7 @@
                 <w:noProof/>
                 <w:webHidden/>
               </w:rPr>
-              <w:instrText xml:space="preserve"> PAGEREF _Toc185614640 \h </w:instrText>
+              <w:instrText xml:space="preserve"> PAGEREF _Toc185868401 \h </w:instrText>
             </w:r>
             <w:r>
               <w:rPr>
@@ -358,7 +358,7 @@
               <w:lang w:eastAsia="ru-RU"/>
             </w:rPr>
           </w:pPr>
-          <w:hyperlink w:anchor="_Toc185614641" w:history="1">
+          <w:hyperlink w:anchor="_Toc185868402" w:history="1">
             <w:r>
               <w:rPr>
                 <w:rStyle w:val="af1"/>
@@ -385,7 +385,7 @@
                 <w:noProof/>
                 <w:webHidden/>
               </w:rPr>
-              <w:instrText xml:space="preserve"> PAGEREF _Toc185614641 \h </w:instrText>
+              <w:instrText xml:space="preserve"> PAGEREF _Toc185868402 \h </w:instrText>
             </w:r>
             <w:r>
               <w:rPr>
@@ -430,7 +430,7 @@
               <w:lang w:eastAsia="ru-RU"/>
             </w:rPr>
           </w:pPr>
-          <w:hyperlink w:anchor="_Toc185614642" w:history="1">
+          <w:hyperlink w:anchor="_Toc185868403" w:history="1">
             <w:r>
               <w:rPr>
                 <w:rStyle w:val="af1"/>
@@ -457,7 +457,7 @@
                 <w:noProof/>
                 <w:webHidden/>
               </w:rPr>
-              <w:instrText xml:space="preserve"> PAGEREF _Toc185614642 \h </w:instrText>
+              <w:instrText xml:space="preserve"> PAGEREF _Toc185868403 \h </w:instrText>
             </w:r>
             <w:r>
               <w:rPr>
@@ -502,7 +502,7 @@
               <w:lang w:eastAsia="ru-RU"/>
             </w:rPr>
           </w:pPr>
-          <w:hyperlink w:anchor="_Toc185614643" w:history="1">
+          <w:hyperlink w:anchor="_Toc185868404" w:history="1">
             <w:r>
               <w:rPr>
                 <w:rStyle w:val="af1"/>
@@ -529,7 +529,7 @@
                 <w:noProof/>
                 <w:webHidden/>
               </w:rPr>
-              <w:instrText xml:space="preserve"> PAGEREF _Toc185614643 \h </w:instrText>
+              <w:instrText xml:space="preserve"> PAGEREF _Toc185868404 \h </w:instrText>
             </w:r>
             <w:r>
               <w:rPr>
@@ -574,7 +574,7 @@
               <w:lang w:eastAsia="ru-RU"/>
             </w:rPr>
           </w:pPr>
-          <w:hyperlink w:anchor="_Toc185614644" w:history="1">
+          <w:hyperlink w:anchor="_Toc185868405" w:history="1">
             <w:r>
               <w:rPr>
                 <w:rStyle w:val="af1"/>
@@ -601,7 +601,7 @@
                 <w:noProof/>
                 <w:webHidden/>
               </w:rPr>
-              <w:instrText xml:space="preserve"> PAGEREF _Toc185614644 \h </w:instrText>
+              <w:instrText xml:space="preserve"> PAGEREF _Toc185868405 \h </w:instrText>
             </w:r>
             <w:r>
               <w:rPr>
@@ -646,7 +646,7 @@
               <w:lang w:eastAsia="ru-RU"/>
             </w:rPr>
           </w:pPr>
-          <w:hyperlink w:anchor="_Toc185614645" w:history="1">
+          <w:hyperlink w:anchor="_Toc185868406" w:history="1">
             <w:r>
               <w:rPr>
                 <w:rStyle w:val="af1"/>
@@ -673,7 +673,7 @@
                 <w:noProof/>
                 <w:webHidden/>
               </w:rPr>
-              <w:instrText xml:space="preserve"> PAGEREF _Toc185614645 \h </w:instrText>
+              <w:instrText xml:space="preserve"> PAGEREF _Toc185868406 \h </w:instrText>
             </w:r>
             <w:r>
               <w:rPr>
@@ -718,7 +718,7 @@
               <w:lang w:eastAsia="ru-RU"/>
             </w:rPr>
           </w:pPr>
-          <w:hyperlink w:anchor="_Toc185614646" w:history="1">
+          <w:hyperlink w:anchor="_Toc185868407" w:history="1">
             <w:r>
               <w:rPr>
                 <w:rStyle w:val="af1"/>
@@ -745,7 +745,7 @@
                 <w:noProof/>
                 <w:webHidden/>
               </w:rPr>
-              <w:instrText xml:space="preserve"> PAGEREF _Toc185614646 \h </w:instrText>
+              <w:instrText xml:space="preserve"> PAGEREF _Toc185868407 \h </w:instrText>
             </w:r>
             <w:r>
               <w:rPr>
@@ -790,7 +790,7 @@
               <w:lang w:eastAsia="ru-RU"/>
             </w:rPr>
           </w:pPr>
-          <w:hyperlink w:anchor="_Toc185614647" w:history="1">
+          <w:hyperlink w:anchor="_Toc185868408" w:history="1">
             <w:r>
               <w:rPr>
                 <w:rStyle w:val="af1"/>
@@ -817,7 +817,7 @@
                 <w:noProof/>
                 <w:webHidden/>
               </w:rPr>
-              <w:instrText xml:space="preserve"> PAGEREF _Toc185614647 \h </w:instrText>
+              <w:instrText xml:space="preserve"> PAGEREF _Toc185868408 \h </w:instrText>
             </w:r>
             <w:r>
               <w:rPr>
@@ -877,7 +877,7 @@
         </w:rPr>
       </w:pPr>
       <w:bookmarkStart w:id="0" w:name="_Toc184293226"/>
-      <w:bookmarkStart w:id="1" w:name="_Toc185614637"/>
+      <w:bookmarkStart w:id="1" w:name="_Toc185868398"/>
       <w:r>
         <w:rPr>
           <w:b/>
@@ -906,13 +906,16 @@
         <w:jc w:val="both"/>
       </w:pPr>
       <w:r>
-        <w:t xml:space="preserve">C# — </w:t>
-      </w:r>
-      <w:r>
-        <w:t>о</w:t>
-      </w:r>
-      <w:r>
-        <w:t>бъектно-ориентированный язык программирования, разработанный компанией Microsoft и используемый для создания приложений, работающих на платформе .NET. Он сочетает в себе простоту и мощь, что делает его идеальным инструментом для решения разнообразных задач.</w:t>
+        <w:t xml:space="preserve">C# </w:t>
+      </w:r>
+      <w:r>
+        <w:t xml:space="preserve">- </w:t>
+      </w:r>
+      <w:r>
+        <w:t>объектно-ориентированный язык программирования,</w:t>
+      </w:r>
+      <w:r>
+        <w:t xml:space="preserve"> разработанный компанией Microsoft и используемый для создания приложений, работающих на платформе .NET. Он сочетает в себе простоту и мощь, что делает его идеальным инструментом для решения разнообразных задач.</w:t>
       </w:r>
     </w:p>
     <w:p>
@@ -974,7 +977,7 @@
         </w:rPr>
       </w:pPr>
       <w:bookmarkStart w:id="2" w:name="_Toc184293227"/>
-      <w:bookmarkStart w:id="3" w:name="_Toc185614638"/>
+      <w:bookmarkStart w:id="3" w:name="_Toc185868399"/>
       <w:r>
         <w:rPr>
           <w:b/>
@@ -2145,7 +2148,6 @@
         </w:rPr>
         <w:t>Выходной файл</w:t>
       </w:r>
-      <w:proofErr w:type="gramStart"/>
       <w:r>
         <w:rPr>
           <w:rFonts w:ascii="Times New Roman CYR" w:eastAsia="Times New Roman" w:hAnsi="Times New Roman CYR" w:cs="Times New Roman CYR"/>
@@ -2170,16 +2172,7 @@
           <w:szCs w:val="28"/>
           <w:lang w:eastAsia="ru-RU"/>
         </w:rPr>
-        <w:t>Должен</w:t>
-      </w:r>
-      <w:proofErr w:type="gramEnd"/>
-      <w:r>
-        <w:rPr>
-          <w:rFonts w:ascii="Times New Roman CYR" w:eastAsia="Times New Roman" w:hAnsi="Times New Roman CYR" w:cs="Times New Roman CYR"/>
-          <w:szCs w:val="28"/>
-          <w:lang w:eastAsia="ru-RU"/>
-        </w:rPr>
-        <w:t xml:space="preserve"> содержать одну строку, состоящую из целого и вещественного чисел, разделенных пробелом - номер фирмы, у которой стоимость одного литра собственно молока минимальна, а также эту стоимость в рублях (стоимость выводить с двумя знаками после запятой).</w:t>
+        <w:t>Должен содержать одну строку, состоящую из целого и вещественного чисел, разделенных пробелом - номер фирмы, у которой стоимость одного литра собственно молока минимальна, а также эту стоимость в рублях (стоимость выводить с двумя знаками после запятой).</w:t>
       </w:r>
     </w:p>
     <w:p>
@@ -2235,7 +2228,7 @@
         </w:rPr>
       </w:pPr>
       <w:bookmarkStart w:id="4" w:name="_Toc184293228"/>
-      <w:bookmarkStart w:id="5" w:name="_Toc185614639"/>
+      <w:bookmarkStart w:id="5" w:name="_Toc185868400"/>
       <w:r>
         <w:rPr>
           <w:b/>
@@ -2474,7 +2467,7 @@
         <w:t>Далее, по выведенной формуле</w:t>
       </w:r>
       <w:r>
-        <w:t xml:space="preserve">, представленной на рисунке 1.1, </w:t>
+        <w:t xml:space="preserve">, представленной на рисунке 1, </w:t>
       </w:r>
       <w:r>
         <w:t>вычисляется стоимость одного литра молока для</w:t>
@@ -2500,6 +2493,7 @@
           <w:b/>
           <w:bCs/>
           <w:noProof/>
+          <w:lang w:eastAsia="ru-RU"/>
         </w:rPr>
         <w:drawing>
           <wp:inline distT="0" distB="0" distL="0" distR="0" wp14:anchorId="45FFB4F1" wp14:editId="0C7A5753">
@@ -2561,10 +2555,7 @@
         <w:t xml:space="preserve">Рисунок </w:t>
       </w:r>
       <w:r>
-        <w:t>№1</w:t>
-      </w:r>
-      <w:r>
-        <w:t>.1</w:t>
+        <w:t>1</w:t>
       </w:r>
       <w:r>
         <w:t xml:space="preserve"> </w:t>
@@ -2573,10 +2564,29 @@
         <w:t>–</w:t>
       </w:r>
       <w:r>
+        <w:t xml:space="preserve"> Вывод формулы расчёта стоимости одного литра молока.</w:t>
+      </w:r>
+    </w:p>
+    <w:p>
+      <w:pPr>
+        <w:spacing w:after="0" w:line="360" w:lineRule="auto"/>
+        <w:ind w:firstLine="567"/>
+      </w:pPr>
+    </w:p>
+    <w:p>
+      <w:pPr>
+        <w:spacing w:after="0" w:line="360" w:lineRule="auto"/>
+        <w:ind w:firstLine="567"/>
+        <w:jc w:val="both"/>
+      </w:pPr>
+      <w:r>
+        <w:t>Следующий шаг включает в себя проверку, является ли вычисленная стоимость меньше текущего минимального значения. Если</w:t>
+      </w:r>
+      <w:r>
         <w:t xml:space="preserve"> </w:t>
       </w:r>
       <w:r>
-        <w:t>Вывод формулы расчёта стоимости одного литра молока.</w:t>
+        <w:t>это так, то минимальная стоимость обновляется.</w:t>
       </w:r>
     </w:p>
     <w:p>
@@ -2586,13 +2596,19 @@
         <w:jc w:val="both"/>
       </w:pPr>
       <w:r>
-        <w:t>Следующий шаг включает в себя проверку, является ли вычисленная стоимость меньше текущего минимального значения. Если</w:t>
-      </w:r>
-      <w:r>
-        <w:t xml:space="preserve"> </w:t>
-      </w:r>
-      <w:r>
-        <w:t>это так, то минимальная стоимость обновляется.</w:t>
+        <w:t xml:space="preserve">В результате программа осуществляет последовательную обработку всех входных данных и </w:t>
+      </w:r>
+      <w:r>
+        <w:t xml:space="preserve">в результате </w:t>
+      </w:r>
+      <w:r>
+        <w:t xml:space="preserve">выдаёт </w:t>
+      </w:r>
+      <w:r>
+        <w:t>минимальную стоимость литра молока и номер фирмы, у которой продаётся самое дешёвое молоко за литр</w:t>
+      </w:r>
+      <w:r>
+        <w:t>.</w:t>
       </w:r>
     </w:p>
     <w:p>
@@ -2602,35 +2618,19 @@
         <w:jc w:val="both"/>
       </w:pPr>
       <w:r>
-        <w:t xml:space="preserve">В результате программа осуществляет последовательную обработку всех входных данных и </w:t>
-      </w:r>
-      <w:r>
-        <w:t xml:space="preserve">в результате </w:t>
-      </w:r>
-      <w:r>
-        <w:t xml:space="preserve">выдаёт </w:t>
-      </w:r>
-      <w:r>
-        <w:t>минимальную стоимость литра молока и номер фирмы, у которой продаётся самое дешёвое молоко за литр</w:t>
-      </w:r>
-      <w:r>
-        <w:t>.</w:t>
-      </w:r>
-    </w:p>
-    <w:p>
-      <w:pPr>
-        <w:spacing w:after="0" w:line="360" w:lineRule="auto"/>
-        <w:ind w:firstLine="567"/>
-        <w:jc w:val="both"/>
-      </w:pPr>
-      <w:r>
         <w:t>Опишем работ</w:t>
       </w:r>
       <w:r>
         <w:t>у</w:t>
       </w:r>
       <w:r>
-        <w:t xml:space="preserve"> этого алгоритма в виде блок-схемы (рисунок 1.2):</w:t>
+        <w:t xml:space="preserve"> этого алгоритма в виде блок-схемы (рисунок </w:t>
+      </w:r>
+      <w:r>
+        <w:t>2</w:t>
+      </w:r>
+      <w:r>
+        <w:t>):</w:t>
       </w:r>
     </w:p>
     <w:p>
@@ -2650,12 +2650,13 @@
           <w:b/>
           <w:bCs/>
           <w:noProof/>
+          <w:lang w:eastAsia="ru-RU"/>
         </w:rPr>
         <w:lastRenderedPageBreak/>
         <w:drawing>
-          <wp:inline distT="0" distB="0" distL="0" distR="0" wp14:anchorId="276048CA" wp14:editId="2EE18F4B">
-            <wp:extent cx="2762250" cy="8782050"/>
-            <wp:effectExtent l="0" t="0" r="0" b="0"/>
+          <wp:inline distT="0" distB="0" distL="0" distR="0" wp14:anchorId="276048CA" wp14:editId="65409C29">
+            <wp:extent cx="2646437" cy="8413845"/>
+            <wp:effectExtent l="0" t="0" r="1905" b="6350"/>
             <wp:docPr id="14" name="Рисунок 14"/>
             <wp:cNvGraphicFramePr>
               <a:graphicFrameLocks xmlns:a="http://schemas.openxmlformats.org/drawingml/2006/main" noChangeAspect="1"/>
@@ -2685,7 +2686,7 @@
                   <pic:spPr bwMode="auto">
                     <a:xfrm>
                       <a:off x="0" y="0"/>
-                      <a:ext cx="2762250" cy="8782050"/>
+                      <a:ext cx="2649798" cy="8424532"/>
                     </a:xfrm>
                     <a:prstGeom prst="rect">
                       <a:avLst/>
@@ -2711,10 +2712,13 @@
         <w:jc w:val="center"/>
       </w:pPr>
       <w:r>
-        <w:t>Рисунок</w:t>
-      </w:r>
-      <w:r>
-        <w:t xml:space="preserve"> №1.2 </w:t>
+        <w:t xml:space="preserve">Рисунок </w:t>
+      </w:r>
+      <w:r>
+        <w:t>2</w:t>
+      </w:r>
+      <w:r>
+        <w:t xml:space="preserve"> </w:t>
       </w:r>
       <w:r>
         <w:t>–</w:t>
@@ -2729,12 +2733,7 @@
           <w:tab w:val="center" w:pos="5031"/>
         </w:tabs>
         <w:spacing w:after="0" w:line="360" w:lineRule="auto"/>
-        <w:ind w:firstLine="567"/>
-        <w:jc w:val="both"/>
-      </w:pPr>
-      <w:r>
-        <w:t>Итоговый код программы представлен на рисунке 1.3.</w:t>
-      </w:r>
+      </w:pPr>
     </w:p>
     <w:p>
       <w:pPr>
@@ -2742,11 +2741,31 @@
           <w:tab w:val="center" w:pos="5031"/>
         </w:tabs>
         <w:spacing w:after="0" w:line="360" w:lineRule="auto"/>
+        <w:ind w:firstLine="567"/>
+        <w:jc w:val="both"/>
+      </w:pPr>
+      <w:r>
+        <w:t xml:space="preserve">Итоговый код программы представлен на рисунке </w:t>
+      </w:r>
+      <w:r>
+        <w:t>3</w:t>
+      </w:r>
+      <w:r>
+        <w:t>.</w:t>
+      </w:r>
+    </w:p>
+    <w:p>
+      <w:pPr>
+        <w:tabs>
+          <w:tab w:val="center" w:pos="5031"/>
+        </w:tabs>
+        <w:spacing w:after="0" w:line="360" w:lineRule="auto"/>
         <w:jc w:val="center"/>
       </w:pPr>
       <w:r>
         <w:rPr>
           <w:noProof/>
+          <w:lang w:eastAsia="ru-RU"/>
         </w:rPr>
         <w:lastRenderedPageBreak/>
         <w:drawing>
@@ -2808,7 +2827,13 @@
         <w:jc w:val="center"/>
       </w:pPr>
       <w:r>
-        <w:t xml:space="preserve">Рисунок №1.3 </w:t>
+        <w:t xml:space="preserve">Рисунок </w:t>
+      </w:r>
+      <w:r>
+        <w:t>3</w:t>
+      </w:r>
+      <w:r>
+        <w:t xml:space="preserve"> </w:t>
       </w:r>
       <w:r>
         <w:t>–</w:t>
@@ -2823,15 +2848,7 @@
           <w:tab w:val="center" w:pos="5031"/>
         </w:tabs>
         <w:spacing w:after="0" w:line="360" w:lineRule="auto"/>
-        <w:ind w:firstLine="567"/>
-        <w:jc w:val="both"/>
-      </w:pPr>
-      <w:r>
-        <w:t>Проверим правильность работы программы на тестах</w:t>
-      </w:r>
-      <w:r>
-        <w:t xml:space="preserve"> (рис 1.4).</w:t>
-      </w:r>
+      </w:pPr>
     </w:p>
     <w:p>
       <w:pPr>
@@ -2839,11 +2856,34 @@
           <w:tab w:val="center" w:pos="5031"/>
         </w:tabs>
         <w:spacing w:after="0" w:line="360" w:lineRule="auto"/>
+        <w:ind w:firstLine="567"/>
+        <w:jc w:val="both"/>
+      </w:pPr>
+      <w:r>
+        <w:t>Проверим правильность работы программы на тестах</w:t>
+      </w:r>
+      <w:r>
+        <w:t xml:space="preserve"> (рис </w:t>
+      </w:r>
+      <w:r>
+        <w:t>4</w:t>
+      </w:r>
+      <w:r>
+        <w:t>).</w:t>
+      </w:r>
+    </w:p>
+    <w:p>
+      <w:pPr>
+        <w:tabs>
+          <w:tab w:val="center" w:pos="5031"/>
+        </w:tabs>
+        <w:spacing w:after="0" w:line="360" w:lineRule="auto"/>
         <w:jc w:val="center"/>
       </w:pPr>
       <w:r>
         <w:rPr>
           <w:noProof/>
+          <w:lang w:eastAsia="ru-RU"/>
         </w:rPr>
         <w:lastRenderedPageBreak/>
         <w:drawing>
@@ -2905,7 +2945,13 @@
         <w:jc w:val="center"/>
       </w:pPr>
       <w:r>
-        <w:t>Рисунок №1.4 – Тесты.</w:t>
+        <w:t xml:space="preserve">Рисунок </w:t>
+      </w:r>
+      <w:r>
+        <w:t>4</w:t>
+      </w:r>
+      <w:r>
+        <w:t xml:space="preserve"> – Тесты.</w:t>
       </w:r>
     </w:p>
     <w:p>
@@ -2933,7 +2979,7 @@
         </w:rPr>
       </w:pPr>
       <w:bookmarkStart w:id="6" w:name="_Toc184293229"/>
-      <w:bookmarkStart w:id="7" w:name="_Toc185614640"/>
+      <w:bookmarkStart w:id="7" w:name="_Toc185868401"/>
       <w:r>
         <w:rPr>
           <w:b/>
@@ -3063,13 +3109,13 @@
       <w:pPr>
         <w:widowControl w:val="0"/>
         <w:tabs>
-          <w:tab w:val="left" w:pos="284"/>
+          <w:tab w:val="left" w:pos="1134"/>
         </w:tabs>
         <w:autoSpaceDE w:val="0"/>
         <w:autoSpaceDN w:val="0"/>
         <w:adjustRightInd w:val="0"/>
         <w:spacing w:after="0" w:line="360" w:lineRule="auto"/>
-        <w:ind w:left="284" w:hanging="284"/>
+        <w:ind w:left="1134" w:hanging="567"/>
         <w:jc w:val="both"/>
         <w:rPr>
           <w:rFonts w:ascii="Times New Roman CYR" w:hAnsi="Times New Roman CYR" w:cs="Times New Roman CYR"/>
@@ -3157,13 +3203,13 @@
       <w:pPr>
         <w:widowControl w:val="0"/>
         <w:tabs>
-          <w:tab w:val="left" w:pos="284"/>
+          <w:tab w:val="left" w:pos="1134"/>
         </w:tabs>
         <w:autoSpaceDE w:val="0"/>
         <w:autoSpaceDN w:val="0"/>
         <w:adjustRightInd w:val="0"/>
         <w:spacing w:after="0" w:line="360" w:lineRule="auto"/>
-        <w:ind w:left="284" w:hanging="284"/>
+        <w:ind w:left="1134" w:hanging="567"/>
         <w:jc w:val="both"/>
         <w:rPr>
           <w:rFonts w:ascii="Times New Roman CYR" w:hAnsi="Times New Roman CYR" w:cs="Times New Roman CYR"/>
@@ -3251,13 +3297,13 @@
       <w:pPr>
         <w:widowControl w:val="0"/>
         <w:tabs>
-          <w:tab w:val="left" w:pos="284"/>
+          <w:tab w:val="left" w:pos="1134"/>
         </w:tabs>
         <w:autoSpaceDE w:val="0"/>
         <w:autoSpaceDN w:val="0"/>
         <w:adjustRightInd w:val="0"/>
         <w:spacing w:after="0" w:line="360" w:lineRule="auto"/>
-        <w:ind w:left="284" w:hanging="284"/>
+        <w:ind w:left="1134" w:hanging="567"/>
         <w:jc w:val="both"/>
         <w:rPr>
           <w:rFonts w:ascii="Times New Roman CYR" w:hAnsi="Times New Roman CYR" w:cs="Times New Roman CYR"/>
@@ -3345,13 +3391,13 @@
       <w:pPr>
         <w:widowControl w:val="0"/>
         <w:tabs>
-          <w:tab w:val="left" w:pos="284"/>
+          <w:tab w:val="left" w:pos="1134"/>
         </w:tabs>
         <w:autoSpaceDE w:val="0"/>
         <w:autoSpaceDN w:val="0"/>
         <w:adjustRightInd w:val="0"/>
         <w:spacing w:after="0" w:line="360" w:lineRule="auto"/>
-        <w:ind w:left="284" w:hanging="284"/>
+        <w:ind w:left="1134" w:hanging="567"/>
         <w:jc w:val="both"/>
         <w:rPr>
           <w:rFonts w:ascii="Times New Roman CYR" w:hAnsi="Times New Roman CYR" w:cs="Times New Roman CYR"/>
@@ -3483,13 +3529,13 @@
       <w:pPr>
         <w:widowControl w:val="0"/>
         <w:tabs>
-          <w:tab w:val="left" w:pos="284"/>
+          <w:tab w:val="left" w:pos="1134"/>
         </w:tabs>
         <w:autoSpaceDE w:val="0"/>
         <w:autoSpaceDN w:val="0"/>
         <w:adjustRightInd w:val="0"/>
         <w:spacing w:after="0" w:line="360" w:lineRule="auto"/>
-        <w:ind w:left="284" w:hanging="284"/>
+        <w:ind w:left="1134" w:hanging="567"/>
         <w:jc w:val="both"/>
         <w:rPr>
           <w:rFonts w:ascii="Times New Roman CYR" w:hAnsi="Times New Roman CYR" w:cs="Times New Roman CYR"/>
@@ -3578,13 +3624,13 @@
       <w:pPr>
         <w:widowControl w:val="0"/>
         <w:tabs>
-          <w:tab w:val="left" w:pos="284"/>
+          <w:tab w:val="left" w:pos="1134"/>
         </w:tabs>
         <w:autoSpaceDE w:val="0"/>
         <w:autoSpaceDN w:val="0"/>
         <w:adjustRightInd w:val="0"/>
         <w:spacing w:after="0" w:line="360" w:lineRule="auto"/>
-        <w:ind w:left="284" w:hanging="284"/>
+        <w:ind w:left="1134" w:hanging="567"/>
         <w:jc w:val="both"/>
         <w:rPr>
           <w:rFonts w:ascii="Times New Roman CYR" w:hAnsi="Times New Roman CYR" w:cs="Times New Roman CYR"/>
@@ -3673,13 +3719,13 @@
       <w:pPr>
         <w:widowControl w:val="0"/>
         <w:tabs>
-          <w:tab w:val="left" w:pos="284"/>
+          <w:tab w:val="left" w:pos="1134"/>
         </w:tabs>
         <w:autoSpaceDE w:val="0"/>
         <w:autoSpaceDN w:val="0"/>
         <w:adjustRightInd w:val="0"/>
         <w:spacing w:after="0" w:line="360" w:lineRule="auto"/>
-        <w:ind w:left="284" w:hanging="284"/>
+        <w:ind w:left="1134" w:hanging="567"/>
         <w:jc w:val="both"/>
         <w:rPr>
           <w:rFonts w:ascii="Times New Roman CYR" w:hAnsi="Times New Roman CYR" w:cs="Times New Roman CYR"/>
@@ -3768,13 +3814,13 @@
       <w:pPr>
         <w:widowControl w:val="0"/>
         <w:tabs>
-          <w:tab w:val="left" w:pos="284"/>
+          <w:tab w:val="left" w:pos="1134"/>
         </w:tabs>
         <w:autoSpaceDE w:val="0"/>
         <w:autoSpaceDN w:val="0"/>
         <w:adjustRightInd w:val="0"/>
         <w:spacing w:after="0" w:line="360" w:lineRule="auto"/>
-        <w:ind w:left="284" w:hanging="284"/>
+        <w:ind w:left="1134" w:hanging="567"/>
         <w:jc w:val="both"/>
         <w:rPr>
           <w:rFonts w:ascii="Times New Roman CYR" w:hAnsi="Times New Roman CYR" w:cs="Times New Roman CYR"/>
@@ -3894,7 +3940,15 @@
           <w:rFonts w:ascii="Times New Roman CYR" w:hAnsi="Times New Roman CYR" w:cs="Times New Roman CYR"/>
           <w:szCs w:val="28"/>
         </w:rPr>
-        <w:t xml:space="preserve">- единое слово, сформированное путем сложения названий ингредиентов или слов, описывающих предыдущие действия. </w:t>
+        <w:t xml:space="preserve">- единое слово, сформированное путем сложения названий ингредиентов или слов, описывающих предыдущие </w:t>
+      </w:r>
+      <w:r>
+        <w:rPr>
+          <w:rFonts w:ascii="Times New Roman CYR" w:hAnsi="Times New Roman CYR" w:cs="Times New Roman CYR"/>
+          <w:szCs w:val="28"/>
+        </w:rPr>
+        <w:lastRenderedPageBreak/>
+        <w:t xml:space="preserve">действия. </w:t>
       </w:r>
     </w:p>
     <w:p>
@@ -3916,7 +3970,6 @@
           <w:rFonts w:ascii="Times New Roman CYR" w:hAnsi="Times New Roman CYR" w:cs="Times New Roman CYR"/>
           <w:szCs w:val="28"/>
         </w:rPr>
-        <w:lastRenderedPageBreak/>
         <w:t>Последнее действие явно или неявно использует результаты выполнения всех предыдущих действий и является основой для заклинания.</w:t>
       </w:r>
     </w:p>
@@ -3977,13 +4030,13 @@
       <w:pPr>
         <w:widowControl w:val="0"/>
         <w:tabs>
-          <w:tab w:val="left" w:pos="284"/>
+          <w:tab w:val="left" w:pos="1134"/>
         </w:tabs>
         <w:autoSpaceDE w:val="0"/>
         <w:autoSpaceDN w:val="0"/>
         <w:adjustRightInd w:val="0"/>
         <w:spacing w:after="0" w:line="360" w:lineRule="auto"/>
-        <w:ind w:left="284" w:hanging="284"/>
+        <w:ind w:left="1134" w:hanging="567"/>
         <w:jc w:val="both"/>
         <w:rPr>
           <w:rFonts w:ascii="Times New Roman CYR" w:hAnsi="Times New Roman CYR" w:cs="Times New Roman CYR"/>
@@ -4032,13 +4085,13 @@
       <w:pPr>
         <w:widowControl w:val="0"/>
         <w:tabs>
-          <w:tab w:val="left" w:pos="284"/>
+          <w:tab w:val="left" w:pos="1134"/>
         </w:tabs>
         <w:autoSpaceDE w:val="0"/>
         <w:autoSpaceDN w:val="0"/>
         <w:adjustRightInd w:val="0"/>
         <w:spacing w:after="0" w:line="360" w:lineRule="auto"/>
-        <w:ind w:left="284" w:hanging="284"/>
+        <w:ind w:left="1134" w:hanging="567"/>
         <w:jc w:val="both"/>
         <w:rPr>
           <w:rFonts w:ascii="Times New Roman CYR" w:hAnsi="Times New Roman CYR" w:cs="Times New Roman CYR"/>
@@ -4150,13 +4203,13 @@
       <w:pPr>
         <w:widowControl w:val="0"/>
         <w:tabs>
-          <w:tab w:val="left" w:pos="284"/>
+          <w:tab w:val="left" w:pos="1134"/>
         </w:tabs>
         <w:autoSpaceDE w:val="0"/>
         <w:autoSpaceDN w:val="0"/>
         <w:adjustRightInd w:val="0"/>
         <w:spacing w:after="0" w:line="360" w:lineRule="auto"/>
-        <w:ind w:left="284" w:hanging="284"/>
+        <w:ind w:left="1134" w:hanging="567"/>
         <w:jc w:val="both"/>
         <w:rPr>
           <w:rFonts w:ascii="Times New Roman CYR" w:hAnsi="Times New Roman CYR" w:cs="Times New Roman CYR"/>
@@ -4189,13 +4242,13 @@
       <w:pPr>
         <w:widowControl w:val="0"/>
         <w:tabs>
-          <w:tab w:val="left" w:pos="284"/>
+          <w:tab w:val="left" w:pos="1134"/>
         </w:tabs>
         <w:autoSpaceDE w:val="0"/>
         <w:autoSpaceDN w:val="0"/>
         <w:adjustRightInd w:val="0"/>
         <w:spacing w:after="0" w:line="360" w:lineRule="auto"/>
-        <w:ind w:left="284" w:hanging="284"/>
+        <w:ind w:left="1134" w:hanging="567"/>
         <w:jc w:val="both"/>
         <w:rPr>
           <w:rFonts w:ascii="Times New Roman CYR" w:hAnsi="Times New Roman CYR" w:cs="Times New Roman CYR"/>
@@ -4244,13 +4297,13 @@
       <w:pPr>
         <w:widowControl w:val="0"/>
         <w:tabs>
-          <w:tab w:val="left" w:pos="284"/>
+          <w:tab w:val="left" w:pos="1134"/>
         </w:tabs>
         <w:autoSpaceDE w:val="0"/>
         <w:autoSpaceDN w:val="0"/>
         <w:adjustRightInd w:val="0"/>
         <w:spacing w:after="0" w:line="360" w:lineRule="auto"/>
-        <w:ind w:left="284" w:hanging="284"/>
+        <w:ind w:left="1134" w:hanging="567"/>
         <w:jc w:val="both"/>
         <w:rPr>
           <w:rFonts w:ascii="Times New Roman CYR" w:hAnsi="Times New Roman CYR" w:cs="Times New Roman CYR"/>
@@ -4368,7 +4421,7 @@
         </w:rPr>
       </w:pPr>
       <w:bookmarkStart w:id="8" w:name="_Toc184293230"/>
-      <w:bookmarkStart w:id="9" w:name="_Toc185614641"/>
+      <w:bookmarkStart w:id="9" w:name="_Toc185868402"/>
       <w:r>
         <w:rPr>
           <w:b/>
@@ -4447,7 +4500,13 @@
         <w:jc w:val="both"/>
       </w:pPr>
       <w:r>
-        <w:t>Итоговый код программы представлен на рисунке 2.1.</w:t>
+        <w:t xml:space="preserve">Итоговый код программы представлен на рисунке </w:t>
+      </w:r>
+      <w:r>
+        <w:t>5</w:t>
+      </w:r>
+      <w:r>
+        <w:t>.</w:t>
       </w:r>
     </w:p>
     <w:p>
@@ -4461,6 +4520,7 @@
       <w:r>
         <w:rPr>
           <w:noProof/>
+          <w:lang w:eastAsia="ru-RU"/>
         </w:rPr>
         <w:lastRenderedPageBreak/>
         <w:drawing>
@@ -4519,7 +4579,13 @@
         <w:jc w:val="center"/>
       </w:pPr>
       <w:r>
-        <w:t xml:space="preserve">Рисунок №2.1 </w:t>
+        <w:t xml:space="preserve">Рисунок </w:t>
+      </w:r>
+      <w:r>
+        <w:t>5</w:t>
+      </w:r>
+      <w:r>
+        <w:t xml:space="preserve"> </w:t>
       </w:r>
       <w:r>
         <w:t>–</w:t>
@@ -4537,9 +4603,6 @@
         <w:ind w:firstLine="567"/>
         <w:jc w:val="both"/>
       </w:pPr>
-      <w:r>
-        <w:t>Проверим правильность работы программы на тестах (рис 2.2).</w:t>
-      </w:r>
     </w:p>
     <w:p>
       <w:pPr>
@@ -4547,6 +4610,25 @@
           <w:tab w:val="center" w:pos="5031"/>
         </w:tabs>
         <w:spacing w:after="0" w:line="360" w:lineRule="auto"/>
+        <w:ind w:firstLine="567"/>
+        <w:jc w:val="both"/>
+      </w:pPr>
+      <w:r>
+        <w:t xml:space="preserve">Проверим правильность работы программы на тестах (рис </w:t>
+      </w:r>
+      <w:r>
+        <w:t>6</w:t>
+      </w:r>
+      <w:r>
+        <w:t>).</w:t>
+      </w:r>
+    </w:p>
+    <w:p>
+      <w:pPr>
+        <w:tabs>
+          <w:tab w:val="center" w:pos="5031"/>
+        </w:tabs>
+        <w:spacing w:after="0" w:line="360" w:lineRule="auto"/>
         <w:jc w:val="center"/>
         <w:rPr>
           <w:lang w:val="en-US"/>
@@ -4555,7 +4637,7 @@
       <w:r>
         <w:rPr>
           <w:noProof/>
-          <w:lang w:val="en-US"/>
+          <w:lang w:eastAsia="ru-RU"/>
         </w:rPr>
         <w:drawing>
           <wp:inline distT="0" distB="0" distL="0" distR="0" wp14:anchorId="157BC603" wp14:editId="5CBC862E">
@@ -4617,7 +4699,13 @@
         <w:jc w:val="center"/>
       </w:pPr>
       <w:r>
-        <w:t>Рисунок №2.2 – Тесты.</w:t>
+        <w:t xml:space="preserve">Рисунок </w:t>
+      </w:r>
+      <w:r>
+        <w:t>6</w:t>
+      </w:r>
+      <w:r>
+        <w:t xml:space="preserve"> – Тесты.</w:t>
       </w:r>
     </w:p>
     <w:p>
@@ -4647,7 +4735,7 @@
         </w:rPr>
       </w:pPr>
       <w:bookmarkStart w:id="10" w:name="_Toc184293231"/>
-      <w:bookmarkStart w:id="11" w:name="_Toc185614642"/>
+      <w:bookmarkStart w:id="11" w:name="_Toc185868403"/>
       <w:r>
         <w:rPr>
           <w:b/>
@@ -4769,13 +4857,13 @@
         </w:numPr>
         <w:tabs>
           <w:tab w:val="clear" w:pos="344"/>
-          <w:tab w:val="num" w:pos="284"/>
+          <w:tab w:val="num" w:pos="1134"/>
         </w:tabs>
         <w:autoSpaceDE w:val="0"/>
         <w:autoSpaceDN w:val="0"/>
         <w:adjustRightInd w:val="0"/>
         <w:spacing w:after="0" w:line="360" w:lineRule="auto"/>
-        <w:ind w:left="284"/>
+        <w:ind w:left="1134" w:hanging="567"/>
         <w:jc w:val="both"/>
         <w:rPr>
           <w:rFonts w:ascii="Times New Roman CYR" w:eastAsia="Times New Roman" w:hAnsi="Times New Roman CYR" w:cs="Times New Roman CYR"/>
@@ -4801,13 +4889,13 @@
         </w:numPr>
         <w:tabs>
           <w:tab w:val="clear" w:pos="344"/>
-          <w:tab w:val="num" w:pos="284"/>
+          <w:tab w:val="num" w:pos="1134"/>
         </w:tabs>
         <w:autoSpaceDE w:val="0"/>
         <w:autoSpaceDN w:val="0"/>
         <w:adjustRightInd w:val="0"/>
         <w:spacing w:after="0" w:line="360" w:lineRule="auto"/>
-        <w:ind w:left="284"/>
+        <w:ind w:left="1134" w:hanging="567"/>
         <w:jc w:val="both"/>
         <w:rPr>
           <w:rFonts w:ascii="Times New Roman CYR" w:eastAsia="Times New Roman" w:hAnsi="Times New Roman CYR" w:cs="Times New Roman CYR"/>
@@ -4833,13 +4921,13 @@
         </w:numPr>
         <w:tabs>
           <w:tab w:val="clear" w:pos="344"/>
-          <w:tab w:val="num" w:pos="284"/>
+          <w:tab w:val="num" w:pos="1134"/>
         </w:tabs>
         <w:autoSpaceDE w:val="0"/>
         <w:autoSpaceDN w:val="0"/>
         <w:adjustRightInd w:val="0"/>
         <w:spacing w:after="0" w:line="360" w:lineRule="auto"/>
-        <w:ind w:left="284"/>
+        <w:ind w:left="1134" w:hanging="567"/>
         <w:jc w:val="both"/>
         <w:rPr>
           <w:rFonts w:ascii="Times New Roman CYR" w:eastAsia="Times New Roman" w:hAnsi="Times New Roman CYR" w:cs="Times New Roman CYR"/>
@@ -4865,12 +4953,13 @@
         </w:numPr>
         <w:tabs>
           <w:tab w:val="clear" w:pos="344"/>
+          <w:tab w:val="num" w:pos="1134"/>
         </w:tabs>
         <w:autoSpaceDE w:val="0"/>
         <w:autoSpaceDN w:val="0"/>
         <w:adjustRightInd w:val="0"/>
         <w:spacing w:after="0" w:line="360" w:lineRule="auto"/>
-        <w:ind w:left="284"/>
+        <w:ind w:left="1134" w:hanging="567"/>
         <w:jc w:val="both"/>
         <w:rPr>
           <w:rFonts w:ascii="Times New Roman CYR" w:eastAsia="Times New Roman" w:hAnsi="Times New Roman CYR" w:cs="Times New Roman CYR"/>
@@ -4896,13 +4985,13 @@
         </w:numPr>
         <w:tabs>
           <w:tab w:val="clear" w:pos="344"/>
-          <w:tab w:val="num" w:pos="284"/>
+          <w:tab w:val="num" w:pos="1134"/>
         </w:tabs>
         <w:autoSpaceDE w:val="0"/>
         <w:autoSpaceDN w:val="0"/>
         <w:adjustRightInd w:val="0"/>
         <w:spacing w:after="0" w:line="360" w:lineRule="auto"/>
-        <w:ind w:left="284"/>
+        <w:ind w:left="1134" w:hanging="567"/>
         <w:jc w:val="both"/>
         <w:rPr>
           <w:rFonts w:ascii="Times New Roman CYR" w:eastAsia="Times New Roman" w:hAnsi="Times New Roman CYR" w:cs="Times New Roman CYR"/>
@@ -4962,13 +5051,13 @@
         </w:numPr>
         <w:tabs>
           <w:tab w:val="clear" w:pos="344"/>
-          <w:tab w:val="num" w:pos="284"/>
+          <w:tab w:val="num" w:pos="1134"/>
         </w:tabs>
         <w:autoSpaceDE w:val="0"/>
         <w:autoSpaceDN w:val="0"/>
         <w:adjustRightInd w:val="0"/>
         <w:spacing w:after="0" w:line="360" w:lineRule="auto"/>
-        <w:ind w:left="284"/>
+        <w:ind w:left="1134" w:hanging="567"/>
         <w:jc w:val="both"/>
         <w:rPr>
           <w:rFonts w:ascii="Times New Roman CYR" w:eastAsia="Times New Roman" w:hAnsi="Times New Roman CYR" w:cs="Times New Roman CYR"/>
@@ -4994,13 +5083,13 @@
         </w:numPr>
         <w:tabs>
           <w:tab w:val="clear" w:pos="344"/>
-          <w:tab w:val="num" w:pos="284"/>
+          <w:tab w:val="num" w:pos="1134"/>
         </w:tabs>
         <w:autoSpaceDE w:val="0"/>
         <w:autoSpaceDN w:val="0"/>
         <w:adjustRightInd w:val="0"/>
         <w:spacing w:after="0" w:line="360" w:lineRule="auto"/>
-        <w:ind w:left="284"/>
+        <w:ind w:left="1134" w:hanging="567"/>
         <w:jc w:val="both"/>
         <w:rPr>
           <w:rFonts w:ascii="Times New Roman CYR" w:eastAsia="Times New Roman" w:hAnsi="Times New Roman CYR" w:cs="Times New Roman CYR"/>
@@ -5026,13 +5115,13 @@
         </w:numPr>
         <w:tabs>
           <w:tab w:val="clear" w:pos="344"/>
-          <w:tab w:val="num" w:pos="284"/>
+          <w:tab w:val="num" w:pos="1134"/>
         </w:tabs>
         <w:autoSpaceDE w:val="0"/>
         <w:autoSpaceDN w:val="0"/>
         <w:adjustRightInd w:val="0"/>
         <w:spacing w:after="0" w:line="360" w:lineRule="auto"/>
-        <w:ind w:left="284"/>
+        <w:ind w:left="1134" w:hanging="567"/>
         <w:jc w:val="both"/>
         <w:rPr>
           <w:rFonts w:ascii="Times New Roman CYR" w:eastAsia="Times New Roman" w:hAnsi="Times New Roman CYR" w:cs="Times New Roman CYR"/>
@@ -5178,7 +5267,7 @@
         </w:rPr>
       </w:pPr>
       <w:bookmarkStart w:id="12" w:name="_Toc184293232"/>
-      <w:bookmarkStart w:id="13" w:name="_Toc185614643"/>
+      <w:bookmarkStart w:id="13" w:name="_Toc185868404"/>
       <w:r>
         <w:rPr>
           <w:b/>
@@ -5277,7 +5366,13 @@
         <w:jc w:val="both"/>
       </w:pPr>
       <w:r>
-        <w:t>Итоговый код программы представлен на рисунке 3.1.</w:t>
+        <w:t xml:space="preserve">Итоговый код программы представлен на рисунке </w:t>
+      </w:r>
+      <w:r>
+        <w:t>7</w:t>
+      </w:r>
+      <w:r>
+        <w:t>.</w:t>
       </w:r>
     </w:p>
     <w:p>
@@ -5288,6 +5383,7 @@
       <w:r>
         <w:rPr>
           <w:noProof/>
+          <w:lang w:eastAsia="ru-RU"/>
         </w:rPr>
         <w:lastRenderedPageBreak/>
         <w:drawing>
@@ -5346,7 +5442,13 @@
         <w:jc w:val="center"/>
       </w:pPr>
       <w:r>
-        <w:t xml:space="preserve">Рисунок №3.1 </w:t>
+        <w:t xml:space="preserve">Рисунок </w:t>
+      </w:r>
+      <w:r>
+        <w:t>7</w:t>
+      </w:r>
+      <w:r>
+        <w:t xml:space="preserve"> </w:t>
       </w:r>
       <w:r>
         <w:t>–</w:t>
@@ -5354,6 +5456,12 @@
       <w:r>
         <w:t xml:space="preserve"> Код программы.</w:t>
       </w:r>
+    </w:p>
+    <w:p>
+      <w:pPr>
+        <w:spacing w:after="0" w:line="360" w:lineRule="auto"/>
+        <w:jc w:val="center"/>
+      </w:pPr>
     </w:p>
     <w:p>
       <w:pPr>
@@ -5365,7 +5473,14 @@
         <w:jc w:val="both"/>
       </w:pPr>
       <w:r>
-        <w:t>Проверим правильность работы программы на тестах (рис 3.2).</w:t>
+        <w:lastRenderedPageBreak/>
+        <w:t xml:space="preserve">Проверим правильность работы программы на тестах (рис </w:t>
+      </w:r>
+      <w:r>
+        <w:t>8</w:t>
+      </w:r>
+      <w:r>
+        <w:t>).</w:t>
       </w:r>
     </w:p>
     <w:p>
@@ -5379,8 +5494,8 @@
       <w:r>
         <w:rPr>
           <w:noProof/>
-        </w:rPr>
-        <w:lastRenderedPageBreak/>
+          <w:lang w:eastAsia="ru-RU"/>
+        </w:rPr>
         <w:drawing>
           <wp:inline distT="0" distB="0" distL="0" distR="0" wp14:anchorId="62D77C62" wp14:editId="4CC5162F">
             <wp:extent cx="5936615" cy="3493770"/>
@@ -5441,7 +5556,19 @@
         <w:jc w:val="center"/>
       </w:pPr>
       <w:r>
-        <w:t>Рисунок №3.2 – Код программы.</w:t>
+        <w:t xml:space="preserve">Рисунок </w:t>
+      </w:r>
+      <w:r>
+        <w:t>8</w:t>
+      </w:r>
+      <w:r>
+        <w:t xml:space="preserve"> – </w:t>
+      </w:r>
+      <w:r>
+        <w:t>Тесты</w:t>
+      </w:r>
+      <w:r>
+        <w:t>.</w:t>
       </w:r>
     </w:p>
     <w:p>
@@ -5470,7 +5597,7 @@
           <w:bCs/>
         </w:rPr>
       </w:pPr>
-      <w:bookmarkStart w:id="14" w:name="_Toc185614644"/>
+      <w:bookmarkStart w:id="14" w:name="_Toc185868405"/>
       <w:r>
         <w:rPr>
           <w:b/>
@@ -5784,7 +5911,7 @@
           <w:bCs/>
         </w:rPr>
       </w:pPr>
-      <w:bookmarkStart w:id="15" w:name="_Toc185614645"/>
+      <w:bookmarkStart w:id="15" w:name="_Toc185868406"/>
       <w:r>
         <w:rPr>
           <w:b/>
@@ -5869,7 +5996,10 @@
         <w:t xml:space="preserve"> </w:t>
       </w:r>
       <w:r>
-        <w:t>4.1).</w:t>
+        <w:t>9</w:t>
+      </w:r>
+      <w:r>
+        <w:t>).</w:t>
       </w:r>
     </w:p>
     <w:p>
@@ -5880,6 +6010,7 @@
       <w:r>
         <w:rPr>
           <w:noProof/>
+          <w:lang w:eastAsia="ru-RU"/>
         </w:rPr>
         <w:drawing>
           <wp:inline distT="0" distB="0" distL="0" distR="0" wp14:anchorId="26FA0F7B" wp14:editId="2FF29899">
@@ -5937,8 +6068,21 @@
         <w:jc w:val="center"/>
       </w:pPr>
       <w:r>
-        <w:t>Рисунок №4.1 – Вывод формулы для подсчёта количества монет.</w:t>
-      </w:r>
+        <w:t xml:space="preserve">Рисунок </w:t>
+      </w:r>
+      <w:r>
+        <w:t>9</w:t>
+      </w:r>
+      <w:r>
+        <w:t xml:space="preserve"> – Вывод формулы для подсчёта количества монет.</w:t>
+      </w:r>
+    </w:p>
+    <w:p>
+      <w:pPr>
+        <w:spacing w:after="0" w:line="360" w:lineRule="auto"/>
+        <w:ind w:firstLine="567"/>
+        <w:jc w:val="both"/>
+      </w:pPr>
     </w:p>
     <w:p>
       <w:pPr>
@@ -6070,10 +6214,11 @@
         <w:jc w:val="both"/>
       </w:pPr>
       <w:r>
-        <w:t>Итоговый код программы представлен на рисунке 4.</w:t>
-      </w:r>
-      <w:r>
-        <w:t>2</w:t>
+        <w:lastRenderedPageBreak/>
+        <w:t xml:space="preserve">Итоговый код программы представлен на рисунке </w:t>
+      </w:r>
+      <w:r>
+        <w:t>10</w:t>
       </w:r>
       <w:r>
         <w:t>.</w:t>
@@ -6087,8 +6232,8 @@
       <w:r>
         <w:rPr>
           <w:noProof/>
-        </w:rPr>
-        <w:lastRenderedPageBreak/>
+          <w:lang w:eastAsia="ru-RU"/>
+        </w:rPr>
         <w:drawing>
           <wp:inline distT="0" distB="0" distL="0" distR="0" wp14:anchorId="509BDAC6" wp14:editId="71A8E2A5">
             <wp:extent cx="5934075" cy="6477000"/>
@@ -6145,10 +6290,10 @@
         <w:jc w:val="center"/>
       </w:pPr>
       <w:r>
-        <w:t>Рисунок №4.</w:t>
-      </w:r>
-      <w:r>
-        <w:t>2</w:t>
+        <w:t xml:space="preserve">Рисунок </w:t>
+      </w:r>
+      <w:r>
+        <w:t>10</w:t>
       </w:r>
       <w:r>
         <w:t xml:space="preserve"> – Код программы.</w:t>
@@ -6160,11 +6305,18 @@
         <w:ind w:firstLine="567"/>
         <w:jc w:val="both"/>
       </w:pPr>
+    </w:p>
+    <w:p>
+      <w:pPr>
+        <w:spacing w:after="0" w:line="360" w:lineRule="auto"/>
+        <w:ind w:firstLine="567"/>
+        <w:jc w:val="both"/>
+      </w:pPr>
       <w:r>
         <w:t>Проверим правильность работы программы на тестах (рис.</w:t>
       </w:r>
       <w:r>
-        <w:t>4.3</w:t>
+        <w:t>11</w:t>
       </w:r>
       <w:r>
         <w:t>).</w:t>
@@ -6178,6 +6330,7 @@
       <w:r>
         <w:rPr>
           <w:noProof/>
+          <w:lang w:eastAsia="ru-RU"/>
         </w:rPr>
         <w:lastRenderedPageBreak/>
         <w:drawing>
@@ -6236,10 +6389,10 @@
         <w:jc w:val="center"/>
       </w:pPr>
       <w:r>
-        <w:t>Рисунок №4.</w:t>
-      </w:r>
-      <w:r>
-        <w:t>3</w:t>
+        <w:t xml:space="preserve">Рисунок </w:t>
+      </w:r>
+      <w:r>
+        <w:t>11</w:t>
       </w:r>
       <w:r>
         <w:t xml:space="preserve"> – Тесты.</w:t>
@@ -6272,7 +6425,7 @@
         </w:rPr>
       </w:pPr>
       <w:bookmarkStart w:id="16" w:name="_Toc184293233"/>
-      <w:bookmarkStart w:id="17" w:name="_Toc185614646"/>
+      <w:bookmarkStart w:id="17" w:name="_Toc185868407"/>
       <w:r>
         <w:rPr>
           <w:b/>
@@ -6363,7 +6516,7 @@
         </w:rPr>
       </w:pPr>
       <w:bookmarkStart w:id="18" w:name="_Toc184293234"/>
-      <w:bookmarkStart w:id="19" w:name="_Toc185614647"/>
+      <w:bookmarkStart w:id="19" w:name="_Toc185868408"/>
       <w:r>
         <w:rPr>
           <w:b/>
@@ -6382,8 +6535,11 @@
           <w:ilvl w:val="0"/>
           <w:numId w:val="1"/>
         </w:numPr>
-        <w:spacing w:after="0" w:line="360" w:lineRule="auto"/>
-        <w:ind w:left="567" w:hanging="567"/>
+        <w:tabs>
+          <w:tab w:val="left" w:pos="993"/>
+        </w:tabs>
+        <w:spacing w:after="0" w:line="360" w:lineRule="auto"/>
+        <w:ind w:left="0" w:firstLine="567"/>
         <w:jc w:val="both"/>
       </w:pPr>
       <w:proofErr w:type="spellStart"/>
@@ -6408,8 +6564,11 @@
           <w:ilvl w:val="0"/>
           <w:numId w:val="1"/>
         </w:numPr>
-        <w:spacing w:after="0" w:line="360" w:lineRule="auto"/>
-        <w:ind w:left="567" w:hanging="567"/>
+        <w:tabs>
+          <w:tab w:val="left" w:pos="993"/>
+        </w:tabs>
+        <w:spacing w:after="0" w:line="360" w:lineRule="auto"/>
+        <w:ind w:left="0" w:firstLine="567"/>
         <w:jc w:val="both"/>
       </w:pPr>
       <w:proofErr w:type="spellStart"/>
@@ -6445,8 +6604,11 @@
           <w:ilvl w:val="0"/>
           <w:numId w:val="1"/>
         </w:numPr>
-        <w:spacing w:after="0" w:line="360" w:lineRule="auto"/>
-        <w:ind w:left="567" w:hanging="567"/>
+        <w:tabs>
+          <w:tab w:val="left" w:pos="993"/>
+        </w:tabs>
+        <w:spacing w:after="0" w:line="360" w:lineRule="auto"/>
+        <w:ind w:left="0" w:firstLine="567"/>
         <w:jc w:val="both"/>
       </w:pPr>
       <w:r>
@@ -6480,8 +6642,11 @@
           <w:ilvl w:val="0"/>
           <w:numId w:val="1"/>
         </w:numPr>
-        <w:spacing w:after="0" w:line="360" w:lineRule="auto"/>
-        <w:ind w:left="567" w:hanging="567"/>
+        <w:tabs>
+          <w:tab w:val="left" w:pos="993"/>
+        </w:tabs>
+        <w:spacing w:after="0" w:line="360" w:lineRule="auto"/>
+        <w:ind w:left="0" w:firstLine="567"/>
         <w:jc w:val="both"/>
       </w:pPr>
       <w:r>
@@ -6518,8 +6683,11 @@
           <w:ilvl w:val="0"/>
           <w:numId w:val="1"/>
         </w:numPr>
-        <w:spacing w:after="0" w:line="360" w:lineRule="auto"/>
-        <w:ind w:left="567" w:hanging="567"/>
+        <w:tabs>
+          <w:tab w:val="left" w:pos="993"/>
+        </w:tabs>
+        <w:spacing w:after="0" w:line="360" w:lineRule="auto"/>
+        <w:ind w:left="0" w:firstLine="567"/>
         <w:jc w:val="both"/>
       </w:pPr>
       <w:r>
@@ -6606,7 +6774,10 @@
           <w:fldChar w:fldCharType="separate"/>
         </w:r>
         <w:r>
-          <w:t>2</w:t>
+          <w:rPr>
+            <w:noProof/>
+          </w:rPr>
+          <w:t>21</w:t>
         </w:r>
         <w:r>
           <w:fldChar w:fldCharType="end"/>
@@ -6873,10 +7044,10 @@
       </w:rPr>
     </w:lvl>
   </w:abstractNum>
-  <w:num w:numId="1" w16cid:durableId="1822307938">
+  <w:num w:numId="1" w16cid:durableId="1258320857">
     <w:abstractNumId w:val="0"/>
   </w:num>
-  <w:num w:numId="2" w16cid:durableId="597443811">
+  <w:num w:numId="2" w16cid:durableId="1993869527">
     <w:abstractNumId w:val="1"/>
   </w:num>
 </w:numbering>
@@ -7889,8 +8060,8 @@
       <w:u w:val="single"/>
     </w:rPr>
   </w:style>
-  <w:style w:type="character" w:styleId="af2">
-    <w:name w:val="Unresolved Mention"/>
+  <w:style w:type="character" w:customStyle="1" w:styleId="12">
+    <w:name w:val="Неразрешенное упоминание1"/>
     <w:basedOn w:val="a0"/>
     <w:uiPriority w:val="99"/>
     <w:semiHidden/>
@@ -7901,7 +8072,7 @@
       <w:shd w:val="clear" w:color="auto" w:fill="E1DFDD"/>
     </w:rPr>
   </w:style>
-  <w:style w:type="paragraph" w:styleId="af3">
+  <w:style w:type="paragraph" w:styleId="af2">
     <w:name w:val="No Spacing"/>
     <w:uiPriority w:val="1"/>
     <w:qFormat/>
@@ -8217,7 +8388,7 @@
 </file>
 
 <file path=customXml/itemProps1.xml><?xml version="1.0" encoding="utf-8"?>
-<ds:datastoreItem xmlns:ds="http://schemas.openxmlformats.org/officeDocument/2006/customXml" ds:itemID="{C374DC37-B1BB-4C1F-8BB8-7C0D0A91121E}">
+<ds:datastoreItem xmlns:ds="http://schemas.openxmlformats.org/officeDocument/2006/customXml" ds:itemID="{156F8C5A-7316-4B55-BE89-932383D0763E}">
   <ds:schemaRefs>
     <ds:schemaRef ds:uri="http://schemas.openxmlformats.org/officeDocument/2006/bibliography"/>
   </ds:schemaRefs>
